--- a/teaching-pack/18-M14-exam-1-overweight-permit/KEY-M14-answer-key.docx
+++ b/teaching-pack/18-M14-exam-1-overweight-permit/KEY-M14-answer-key.docx
@@ -14,7 +14,7 @@
           <w:color w:val="1F3A5F"/>
           <w:sz w:val="42"/>
         </w:rPr>
-        <w:t>Exam 1 · Answer Key and Reveal</w:t>
+        <w:t>Exam 1 · Answer Key and Later Review</w:t>
       </w:r>
     </w:p>
     <w:p>
@@ -38,7 +38,7 @@
           <w:caps w:val="1"/>
           <w:spacing w:val="10"/>
         </w:rPr>
-        <w:t xml:space="preserve">SAY HOLD  </w:t>
+        <w:t xml:space="preserve">CLOUD-PASS CANON FOLDED  </w:t>
       </w:r>
       <w:r>
         <w:rPr>
@@ -47,7 +47,7 @@
           <w:i w:val="0"/>
           <w:sz w:val="19"/>
         </w:rPr>
-        <w:t>No Cloud-PASS SAY has been supplied. Use this document as a scoring key only. Do not treat any bracketed hook in the deck or run-of-day as approved spoken language.</w:t>
+        <w:t>Use this document as a scoring key. Do not run a right-answer debrief or open the review deck on exam day; any later review is a separately scheduled session.</w:t>
       </w:r>
     </w:p>
     <w:p>

--- a/teaching-pack/18-M14-exam-1-overweight-permit/KEY-M14-answer-key.docx
+++ b/teaching-pack/18-M14-exam-1-overweight-permit/KEY-M14-answer-key.docx
@@ -14,7 +14,7 @@
           <w:color w:val="1F3A5F"/>
           <w:sz w:val="42"/>
         </w:rPr>
-        <w:t>Exam 1 · Answer Key and Later Review</w:t>
+        <w:t>Exam 1 · Answer Key and Reveal</w:t>
       </w:r>
     </w:p>
     <w:p>
@@ -38,7 +38,7 @@
           <w:caps w:val="1"/>
           <w:spacing w:val="10"/>
         </w:rPr>
-        <w:t xml:space="preserve">CLOUD-PASS CANON FOLDED  </w:t>
+        <w:t xml:space="preserve">SAY HOLD  </w:t>
       </w:r>
       <w:r>
         <w:rPr>
@@ -47,7 +47,7 @@
           <w:i w:val="0"/>
           <w:sz w:val="19"/>
         </w:rPr>
-        <w:t>Use this document as a scoring key. Do not run a right-answer debrief or open the review deck on exam day; any later review is a separately scheduled session.</w:t>
+        <w:t>No Cloud-PASS SAY has been supplied. Use this document as a scoring key only. Do not treat any bracketed hook in the deck or run-of-day as approved spoken language.</w:t>
       </w:r>
     </w:p>
     <w:p>
